--- a/data/revised_2026-10_full/tracked/v2/Core_Mathematics/SS3.2_Probability_I/Core_Mathematics_Probability_I_SummaryTable_TRACKED.docx
+++ b/data/revised_2026-10_full/tracked/v2/Core_Mathematics/SS3.2_Probability_I/Core_Mathematics_Probability_I_SummaryTable_TRACKED.docx
@@ -582,7 +582,7 @@
               </w:rPr>
               <w:t xml:space="preserve">Kamau's 20-trip matatu tally notebook showing passenger counts (6, 9, 14, 11, 14, 8, 14, 12, 7, 14, 10, 14, 13, 6, 14, 9, 14, 11, 8, 14) with no single rule that perfectly predicts every trip; our own coin-toss experiment showing that 30 tosses of a 10-shilling coin produced different numbers of heads and tails for each pair, with </w:t>
             </w:r>
-            <w:del w:id="9001" w:author="Claude (AI) - proposed" w:date="2026-10-15T20:14:40Z">
+            <w:del w:id="9001" w:author="Claude (AI) - proposed" w:date="2026-10-18T00:28:14Z">
               <w:r>
                 <w:rPr>
                   <w:rFonts w:ascii="Arial" w:cs="Arial" w:eastAsia="Arial" w:hAnsi="Arial"/>
@@ -597,7 +597,7 @@
                 <w:delText xml:space="preserve">no pair getting exactly 15 of each</w:delText>
               </w:r>
             </w:del>
-            <w:ins w:id="9002" w:author="Claude (AI) - proposed" w:date="2026-10-15T20:14:40Z">
+            <w:ins w:id="9002" w:author="Claude (AI) - proposed" w:date="2026-10-18T00:28:14Z">
               <w:r>
                 <w:rPr>
                   <w:rFonts w:ascii="Arial" w:cs="Arial" w:eastAsia="Arial" w:hAnsi="Arial"/>
@@ -1087,7 +1087,7 @@
               </w:rPr>
               <w:t xml:space="preserve">Learners computed theoretical probabilities from Lesson 3 sample space grids (P(sum of two dice = 7) = 6/36)</w:t>
             </w:r>
-            <w:ins w:id="9003" w:author="Claude (AI) - proposed" w:date="2026-10-15T20:14:40Z">
+            <w:ins w:id="9003" w:author="Claude (AI) - proposed" w:date="2026-10-18T00:28:14Z">
               <w:r>
                 <w:rPr>
                   <w:rFonts w:ascii="Arial" w:cs="Arial" w:eastAsia="Arial" w:hAnsi="Arial"/>
@@ -1115,7 +1115,7 @@
               </w:rPr>
               <w:t xml:space="preserve"> and extracted experimental relative frequencies from Kamau's 20-trip tally notebook, recording both values side-by-side in a Convergence Worksheet. They also observed the teacher-facilitated public examination of the </w:t>
             </w:r>
-            <w:del w:id="9004" w:author="Claude (AI) - proposed" w:date="2026-10-15T20:14:40Z">
+            <w:del w:id="9004" w:author="Claude (AI) - proposed" w:date="2026-10-18T00:28:14Z">
               <w:r>
                 <w:rPr>
                   <w:rFonts w:ascii="Arial" w:cs="Arial" w:eastAsia="Arial" w:hAnsi="Arial"/>
@@ -1130,7 +1130,7 @@
                 <w:delText xml:space="preserve">10</w:delText>
               </w:r>
             </w:del>
-            <w:ins w:id="9005" w:author="Claude (AI) - proposed" w:date="2026-10-15T20:14:40Z">
+            <w:ins w:id="9005" w:author="Claude (AI) - proposed" w:date="2026-10-18T00:28:14Z">
               <w:r>
                 <w:rPr>
                   <w:rFonts w:ascii="Arial" w:cs="Arial" w:eastAsia="Arial" w:hAnsi="Arial"/>
@@ -1158,7 +1158,7 @@
               </w:rPr>
               <w:t xml:space="preserve">/14 vs </w:t>
             </w:r>
-            <w:del w:id="9006" w:author="Claude (AI) - proposed" w:date="2026-10-15T20:14:40Z">
+            <w:del w:id="9006" w:author="Claude (AI) - proposed" w:date="2026-10-18T00:28:14Z">
               <w:r>
                 <w:rPr>
                   <w:rFonts w:ascii="Arial" w:cs="Arial" w:eastAsia="Arial" w:hAnsi="Arial"/>
@@ -1173,7 +1173,7 @@
                 <w:delText xml:space="preserve">14</w:delText>
               </w:r>
             </w:del>
-            <w:ins w:id="9007" w:author="Claude (AI) - proposed" w:date="2026-10-15T20:14:40Z">
+            <w:ins w:id="9007" w:author="Claude (AI) - proposed" w:date="2026-10-18T00:28:14Z">
               <w:r>
                 <w:rPr>
                   <w:rFonts w:ascii="Arial" w:cs="Arial" w:eastAsia="Arial" w:hAnsi="Arial"/>
@@ -1234,7 +1234,7 @@
               </w:rPr>
               <w:t xml:space="preserve">Learners learned that theoretical probability is defined as P(E) = (number of favourable outcomes) ÷ (total number of equally likely outcomes); that theoretical probability values range between 0 and 1; that Kamau's theoretical probability of a randomly chosen seat being occupied is </w:t>
             </w:r>
-            <w:del w:id="9008" w:author="Claude (AI) - proposed" w:date="2026-10-15T20:14:40Z">
+            <w:del w:id="9008" w:author="Claude (AI) - proposed" w:date="2026-10-18T00:28:14Z">
               <w:r>
                 <w:rPr>
                   <w:rFonts w:ascii="Arial" w:cs="Arial" w:eastAsia="Arial" w:hAnsi="Arial"/>
@@ -1249,7 +1249,7 @@
                 <w:delText xml:space="preserve">10</w:delText>
               </w:r>
             </w:del>
-            <w:ins w:id="9009" w:author="Claude (AI) - proposed" w:date="2026-10-15T20:14:40Z">
+            <w:ins w:id="9009" w:author="Claude (AI) - proposed" w:date="2026-10-18T00:28:14Z">
               <w:r>
                 <w:rPr>
                   <w:rFonts w:ascii="Arial" w:cs="Arial" w:eastAsia="Arial" w:hAnsi="Arial"/>
@@ -1277,7 +1277,7 @@
               </w:rPr>
               <w:t xml:space="preserve">/14 ≈ 0.</w:t>
             </w:r>
-            <w:del w:id="9010" w:author="Claude (AI) - proposed" w:date="2026-10-15T20:14:40Z">
+            <w:del w:id="9010" w:author="Claude (AI) - proposed" w:date="2026-10-18T00:28:14Z">
               <w:r>
                 <w:rPr>
                   <w:rFonts w:ascii="Arial" w:cs="Arial" w:eastAsia="Arial" w:hAnsi="Arial"/>
@@ -1292,7 +1292,7 @@
                 <w:delText xml:space="preserve">71</w:delText>
               </w:r>
             </w:del>
-            <w:ins w:id="9011" w:author="Claude (AI) - proposed" w:date="2026-10-15T20:14:40Z">
+            <w:ins w:id="9011" w:author="Claude (AI) - proposed" w:date="2026-10-18T00:28:14Z">
               <w:r>
                 <w:rPr>
                   <w:rFonts w:ascii="Arial" w:cs="Arial" w:eastAsia="Arial" w:hAnsi="Arial"/>
@@ -1353,7 +1353,7 @@
               </w:rPr>
               <w:t xml:space="preserve">Learners explained in writing and discussion why Kamau's 20-trip experimental frequency does not exactly match the theoretical probability </w:t>
             </w:r>
-            <w:del w:id="9012" w:author="Claude (AI) - proposed" w:date="2026-10-15T20:14:40Z">
+            <w:del w:id="9012" w:author="Claude (AI) - proposed" w:date="2026-10-18T00:28:14Z">
               <w:r>
                 <w:rPr>
                   <w:rFonts w:ascii="Arial" w:cs="Arial" w:eastAsia="Arial" w:hAnsi="Arial"/>
@@ -1368,7 +1368,7 @@
                 <w:delText xml:space="preserve">10</w:delText>
               </w:r>
             </w:del>
-            <w:ins w:id="9013" w:author="Claude (AI) - proposed" w:date="2026-10-15T20:14:40Z">
+            <w:ins w:id="9013" w:author="Claude (AI) - proposed" w:date="2026-10-18T00:28:14Z">
               <w:r>
                 <w:rPr>
                   <w:rFonts w:ascii="Arial" w:cs="Arial" w:eastAsia="Arial" w:hAnsi="Arial"/>
@@ -1396,7 +1396,7 @@
               </w:rPr>
               <w:t xml:space="preserve">/14, connecting this to the insufficiency of small sample sizes; why </w:t>
             </w:r>
-            <w:del w:id="9014" w:author="Claude (AI) - proposed" w:date="2026-10-15T20:14:40Z">
+            <w:del w:id="9014" w:author="Claude (AI) - proposed" w:date="2026-10-18T00:28:14Z">
               <w:r>
                 <w:rPr>
                   <w:rFonts w:ascii="Arial" w:cs="Arial" w:eastAsia="Arial" w:hAnsi="Arial"/>
@@ -1411,7 +1411,7 @@
                 <w:delText xml:space="preserve">10</w:delText>
               </w:r>
             </w:del>
-            <w:ins w:id="9015" w:author="Claude (AI) - proposed" w:date="2026-10-15T20:14:40Z">
+            <w:ins w:id="9015" w:author="Claude (AI) - proposed" w:date="2026-10-18T00:28:14Z">
               <w:r>
                 <w:rPr>
                   <w:rFonts w:ascii="Arial" w:cs="Arial" w:eastAsia="Arial" w:hAnsi="Arial"/>
@@ -1439,7 +1439,7 @@
               </w:rPr>
               <w:t xml:space="preserve">/14 and </w:t>
             </w:r>
-            <w:del w:id="9016" w:author="Claude (AI) - proposed" w:date="2026-10-15T20:14:40Z">
+            <w:del w:id="9016" w:author="Claude (AI) - proposed" w:date="2026-10-18T00:28:14Z">
               <w:r>
                 <w:rPr>
                   <w:rFonts w:ascii="Arial" w:cs="Arial" w:eastAsia="Arial" w:hAnsi="Arial"/>
@@ -1454,7 +1454,7 @@
                 <w:delText xml:space="preserve">14</w:delText>
               </w:r>
             </w:del>
-            <w:ins w:id="9017" w:author="Claude (AI) - proposed" w:date="2026-10-15T20:14:40Z">
+            <w:ins w:id="9017" w:author="Claude (AI) - proposed" w:date="2026-10-18T00:28:14Z">
               <w:r>
                 <w:rPr>
                   <w:rFonts w:ascii="Arial" w:cs="Arial" w:eastAsia="Arial" w:hAnsi="Arial"/>
@@ -1724,7 +1724,7 @@
               </w:rPr>
               <w:t xml:space="preserve">Learners conducted a paired coin-toss experiment (20 trials per pair, </w:t>
             </w:r>
-            <w:del w:id="9018" w:author="Claude (AI) - proposed" w:date="2026-10-15T20:14:40Z">
+            <w:del w:id="9018" w:author="Claude (AI) - proposed" w:date="2026-10-18T00:28:14Z">
               <w:r>
                 <w:rPr>
                   <w:rFonts w:ascii="Arial" w:cs="Arial" w:eastAsia="Arial" w:hAnsi="Arial"/>
@@ -1739,7 +1739,7 @@
                 <w:delText xml:space="preserve">~160</w:delText>
               </w:r>
             </w:del>
-            <w:ins w:id="9019" w:author="Claude (AI) - proposed" w:date="2026-10-15T20:14:40Z">
+            <w:ins w:id="9019" w:author="Claude (AI) - proposed" w:date="2026-10-18T00:28:14Z">
               <w:r>
                 <w:rPr>
                   <w:rFonts w:ascii="Arial" w:cs="Arial" w:eastAsia="Arial" w:hAnsi="Arial"/>
@@ -1921,7 +1921,7 @@
               </w:rPr>
               <w:t xml:space="preserve">Learners observed a two-stage probability tree diagram built step-by-step for Kamau's matatu boarding scenario (Stop 1: Mlolongo; Stop 2: Athi River), with P(Filled) = </w:t>
             </w:r>
-            <w:del w:id="9020" w:author="Claude (AI) - proposed" w:date="2026-10-15T20:14:40Z">
+            <w:del w:id="9020" w:author="Claude (AI) - proposed" w:date="2026-10-18T00:28:14Z">
               <w:r>
                 <w:rPr>
                   <w:rFonts w:ascii="Arial" w:cs="Arial" w:eastAsia="Arial" w:hAnsi="Arial"/>
@@ -1936,7 +1936,7 @@
                 <w:delText xml:space="preserve">7/10</w:delText>
               </w:r>
             </w:del>
-            <w:ins w:id="9021" w:author="Claude (AI) - proposed" w:date="2026-10-15T20:14:40Z">
+            <w:ins w:id="9021" w:author="Claude (AI) - proposed" w:date="2026-10-18T00:28:14Z">
               <w:r>
                 <w:rPr>
                   <w:rFonts w:ascii="Arial" w:cs="Arial" w:eastAsia="Arial" w:hAnsi="Arial"/>
@@ -1964,7 +1964,7 @@
               </w:rPr>
               <w:t xml:space="preserve"> and P(Empty) = </w:t>
             </w:r>
-            <w:del w:id="9022" w:author="Claude (AI) - proposed" w:date="2026-10-15T20:14:40Z">
+            <w:del w:id="9022" w:author="Claude (AI) - proposed" w:date="2026-10-18T00:28:14Z">
               <w:r>
                 <w:rPr>
                   <w:rFonts w:ascii="Arial" w:cs="Arial" w:eastAsia="Arial" w:hAnsi="Arial"/>
@@ -1979,7 +1979,7 @@
                 <w:delText xml:space="preserve">3/10</w:delText>
               </w:r>
             </w:del>
-            <w:ins w:id="9023" w:author="Claude (AI) - proposed" w:date="2026-10-15T20:14:40Z">
+            <w:ins w:id="9023" w:author="Claude (AI) - proposed" w:date="2026-10-18T00:28:14Z">
               <w:r>
                 <w:rPr>
                   <w:rFonts w:ascii="Arial" w:cs="Arial" w:eastAsia="Arial" w:hAnsi="Arial"/>
@@ -2040,7 +2040,7 @@
               </w:rPr>
               <w:t xml:space="preserve">Learners learned that: (1) a tree diagram displays ALL possible outcomes of sequential events simultaneously; (2) probabilities are MULTIPLIED along each branch path (multiplication rule for independent events); (3) probabilities are ADDED across branches to find the probability of any condition spanning multiple outcomes; (4) the sum-to-1 check is a built-in error detector; (5) P(both seats filled across two stops) = </w:t>
             </w:r>
-            <w:del w:id="9024" w:author="Claude (AI) - proposed" w:date="2026-10-15T20:14:40Z">
+            <w:del w:id="9024" w:author="Claude (AI) - proposed" w:date="2026-10-18T00:28:14Z">
               <w:r>
                 <w:rPr>
                   <w:rFonts w:ascii="Arial" w:cs="Arial" w:eastAsia="Arial" w:hAnsi="Arial"/>
@@ -2055,7 +2055,7 @@
                 <w:delText xml:space="preserve">49/100</w:delText>
               </w:r>
             </w:del>
-            <w:ins w:id="9025" w:author="Claude (AI) - proposed" w:date="2026-10-15T20:14:40Z">
+            <w:ins w:id="9025" w:author="Claude (AI) - proposed" w:date="2026-10-18T00:28:14Z">
               <w:r>
                 <w:rPr>
                   <w:rFonts w:ascii="Arial" w:cs="Arial" w:eastAsia="Arial" w:hAnsi="Arial"/>
@@ -2083,7 +2083,7 @@
               </w:rPr>
               <w:t xml:space="preserve">; P(at least one seat filled) = </w:t>
             </w:r>
-            <w:del w:id="9026" w:author="Claude (AI) - proposed" w:date="2026-10-15T20:14:40Z">
+            <w:del w:id="9026" w:author="Claude (AI) - proposed" w:date="2026-10-18T00:28:14Z">
               <w:r>
                 <w:rPr>
                   <w:rFonts w:ascii="Arial" w:cs="Arial" w:eastAsia="Arial" w:hAnsi="Arial"/>
@@ -2098,7 +2098,7 @@
                 <w:delText xml:space="preserve">91/100</w:delText>
               </w:r>
             </w:del>
-            <w:ins w:id="9027" w:author="Claude (AI) - proposed" w:date="2026-10-15T20:14:40Z">
+            <w:ins w:id="9027" w:author="Claude (AI) - proposed" w:date="2026-10-18T00:28:14Z">
               <w:r>
                 <w:rPr>
                   <w:rFonts w:ascii="Arial" w:cs="Arial" w:eastAsia="Arial" w:hAnsi="Arial"/>
@@ -2126,7 +2126,7 @@
               </w:rPr>
               <w:t xml:space="preserve">; P(exactly one seat filled) = </w:t>
             </w:r>
-            <w:del w:id="9028" w:author="Claude (AI) - proposed" w:date="2026-10-15T20:14:40Z">
+            <w:del w:id="9028" w:author="Claude (AI) - proposed" w:date="2026-10-18T00:28:14Z">
               <w:r>
                 <w:rPr>
                   <w:rFonts w:ascii="Arial" w:cs="Arial" w:eastAsia="Arial" w:hAnsi="Arial"/>
@@ -2141,7 +2141,7 @@
                 <w:delText xml:space="preserve">42/100</w:delText>
               </w:r>
             </w:del>
-            <w:ins w:id="9029" w:author="Claude (AI) - proposed" w:date="2026-10-15T20:14:40Z">
+            <w:ins w:id="9029" w:author="Claude (AI) - proposed" w:date="2026-10-18T00:28:14Z">
               <w:r>
                 <w:rPr>
                   <w:rFonts w:ascii="Arial" w:cs="Arial" w:eastAsia="Arial" w:hAnsi="Arial"/>
@@ -2169,7 +2169,7 @@
               </w:rPr>
               <w:t xml:space="preserve">; (6)</w:t>
             </w:r>
-            <w:ins w:id="9030" w:author="Claude (AI) - proposed" w:date="2026-10-15T20:14:40Z">
+            <w:ins w:id="9030" w:author="Claude (AI) - proposed" w:date="2026-10-18T00:28:14Z">
               <w:r>
                 <w:rPr>
                   <w:rFonts w:ascii="Arial" w:cs="Arial" w:eastAsia="Arial" w:hAnsi="Arial"/>
@@ -2197,7 +2197,7 @@
               </w:rPr>
               <w:t xml:space="preserve"> crossing at an undesignated point </w:t>
             </w:r>
-            <w:del w:id="9031" w:author="Claude (AI) - proposed" w:date="2026-10-15T20:14:40Z">
+            <w:del w:id="9031" w:author="Claude (AI) - proposed" w:date="2026-10-18T00:28:14Z">
               <w:r>
                 <w:rPr>
                   <w:rFonts w:ascii="Arial" w:cs="Arial" w:eastAsia="Arial" w:hAnsi="Arial"/>
@@ -2212,7 +2212,7 @@
                 <w:delText xml:space="preserve">in Nairobi is 6× more likely to result</w:delText>
               </w:r>
             </w:del>
-            <w:ins w:id="9032" w:author="Claude (AI) - proposed" w:date="2026-10-15T20:14:40Z">
+            <w:ins w:id="9032" w:author="Claude (AI) - proposed" w:date="2026-10-18T00:28:14Z">
               <w:r>
                 <w:rPr>
                   <w:rFonts w:ascii="Arial" w:cs="Arial" w:eastAsia="Arial" w:hAnsi="Arial"/>
@@ -2240,7 +2240,7 @@
               </w:rPr>
               <w:t xml:space="preserve"> in a near-miss </w:t>
             </w:r>
-            <w:del w:id="9033" w:author="Claude (AI) - proposed" w:date="2026-10-15T20:14:40Z">
+            <w:del w:id="9033" w:author="Claude (AI) - proposed" w:date="2026-10-18T00:28:14Z">
               <w:r>
                 <w:rPr>
                   <w:rFonts w:ascii="Arial" w:cs="Arial" w:eastAsia="Arial" w:hAnsi="Arial"/>
@@ -2255,7 +2255,7 @@
                 <w:delText xml:space="preserve">than crossing</w:delText>
               </w:r>
             </w:del>
-            <w:ins w:id="9034" w:author="Claude (AI) - proposed" w:date="2026-10-15T20:14:40Z">
+            <w:ins w:id="9034" w:author="Claude (AI) - proposed" w:date="2026-10-18T00:28:14Z">
               <w:r>
                 <w:rPr>
                   <w:rFonts w:ascii="Arial" w:cs="Arial" w:eastAsia="Arial" w:hAnsi="Arial"/>
@@ -2283,7 +2283,7 @@
               </w:rPr>
               <w:t xml:space="preserve"> at a designated point</w:t>
             </w:r>
-            <w:ins w:id="9035" w:author="Claude (AI) - proposed" w:date="2026-10-15T20:14:40Z">
+            <w:ins w:id="9035" w:author="Claude (AI) - proposed" w:date="2026-10-18T00:28:14Z">
               <w:r>
                 <w:rPr>
                   <w:rFonts w:ascii="Arial" w:cs="Arial" w:eastAsia="Arial" w:hAnsi="Arial"/>
@@ -2432,7 +2432,7 @@
               </w:rPr>
               <w:t xml:space="preserve">Students observed that Kamau's 20-trip dataset yields an experimental probability of 8/20 = 0.4 for a fully booked trip, and that this value is dramatically different from what a naive independent-seats model predicts (≈0.</w:t>
             </w:r>
-            <w:del w:id="9036" w:author="Claude (AI) - proposed" w:date="2026-10-15T20:14:40Z">
+            <w:del w:id="9036" w:author="Claude (AI) - proposed" w:date="2026-10-18T00:28:14Z">
               <w:r>
                 <w:rPr>
                   <w:rFonts w:ascii="Arial" w:cs="Arial" w:eastAsia="Arial" w:hAnsi="Arial"/>
@@ -2447,7 +2447,7 @@
                 <w:delText xml:space="preserve">009</w:delText>
               </w:r>
             </w:del>
-            <w:ins w:id="9037" w:author="Claude (AI) - proposed" w:date="2026-10-15T20:14:40Z">
+            <w:ins w:id="9037" w:author="Claude (AI) - proposed" w:date="2026-10-18T00:28:14Z">
               <w:r>
                 <w:rPr>
                   <w:rFonts w:ascii="Arial" w:cs="Arial" w:eastAsia="Arial" w:hAnsi="Arial"/>
@@ -2663,7 +2663,7 @@
         </w:rPr>
         <w:t xml:space="preserve">© 2026 SeaVuria and ARES. This work is licensed under a </w:t>
       </w:r>
-      <w:hyperlink w:history="1" r:id="rIdcfbkcfq5wpckxpxcxpp49">
+      <w:hyperlink w:history="1" r:id="rId6a-vhev9isxs_nb2seqe7">
         <w:r>
           <w:rPr>
             <w:rFonts w:ascii="Arial" w:cs="Arial" w:eastAsia="Arial" w:hAnsi="Arial"/>
@@ -2683,7 +2683,7 @@
         </w:rPr>
         <w:t xml:space="preserve"> (</w:t>
       </w:r>
-      <w:hyperlink w:history="1" r:id="rIdcz2bkvjze85wpna_6x6as">
+      <w:hyperlink w:history="1" r:id="rIdhbirwv-71_df-26kqovot">
         <w:r>
           <w:rPr>
             <w:rFonts w:ascii="Arial" w:cs="Arial" w:eastAsia="Arial" w:hAnsi="Arial"/>
@@ -2703,7 +2703,7 @@
         </w:rPr>
         <w:t xml:space="preserve">). To view a copy of this license, visit </w:t>
       </w:r>
-      <w:hyperlink w:history="1" r:id="rIdy0fmh7scutikmmlagdrxf">
+      <w:hyperlink w:history="1" r:id="rIdxbjvciwhblzeody3xkd5q">
         <w:r>
           <w:rPr>
             <w:rFonts w:ascii="Arial" w:cs="Arial" w:eastAsia="Arial" w:hAnsi="Arial"/>
